--- a/backend/static/knowledge/generic/通用测试方案模板.docx
+++ b/backend/static/knowledge/generic/通用测试方案模板.docx
@@ -48,7 +48,7 @@
           <w:color w:val="707070"/>
           <w:sz w:val="20"/>
         </w:rPr>
-        <w:t>BrickCore · 内置模板</w:t>
+        <w:t>BrickCore 知识智能 · 内置模板</w:t>
       </w:r>
     </w:p>
     <w:p>
